--- a/docs/变更记录_2026-10-27.docx
+++ b/docs/变更记录_2026-10-27.docx
@@ -27,7 +27,7 @@
           <w:color w:val="606B7B"/>
           <w:sz w:val="19"/>
         </w:rPr>
-        <w:t>代码基线 improvement @ 2c84f07 ｜ 331 个测试 ｜ 15 张 ORM 表 ｜ 37 个工具 ｜ 10 个 Skill</w:t>
+        <w:t>代码基线 improvement @ ff7a7d4 ｜ 345 个测试 ｜ 15 张 ORM 表 ｜ 37 个工具 ｜ 10 个 Skill</w:t>
       </w:r>
     </w:p>
     <w:p>
@@ -42,7 +42,7 @@
           <w:color w:val="1A1A1A"/>
           <w:sz w:val="20"/>
         </w:rPr>
-        <w:t>这一轮没有加新功能，全部用于补工程短板。起点是自问「现在的代码结构合理吗」，查出一批「只有实现、没有证据」和「实现本身有并发缺陷」的问题。基线从 improvement @ f5809dd 推进到 2c84f07，测试从 308 增到 331，全程未动 main 分支。</w:t>
+        <w:t>这一轮没有加新功能，全部用于补工程短板。起点是自问「现在的代码结构合理吗」，查出一批「只有实现、没有证据」和「实现本身有并发缺陷」的问题。基线从 improvement @ f5809dd 推进到 ff7a7d4，测试从 308 增到 345，全程未动 main 分支。</w:t>
       </w:r>
     </w:p>
     <w:p>
@@ -568,7 +568,7 @@
                 <w:color w:val="1A1A1A"/>
                 <w:sz w:val="17"/>
               </w:rPr>
-              <w:t>331 个测试此前无法一键复现</w:t>
+              <w:t>345 个测试此前无法一键复现</w:t>
             </w:r>
           </w:p>
         </w:tc>
@@ -1548,6 +1548,236 @@
           </w:p>
         </w:tc>
       </w:tr>
+      <w:tr>
+        <w:trPr>
+          <w:cantSplit/>
+        </w:trPr>
+        <w:tc>
+          <w:tcPr>
+            <w:tcW w:type="dxa" w:w="380"/>
+            <w:tcBorders>
+              <w:top w:val="single" w:sz="4" w:space="0" w:color="B9C6D4"/>
+              <w:left w:val="single" w:sz="4" w:space="0" w:color="B9C6D4"/>
+              <w:bottom w:val="single" w:sz="4" w:space="0" w:color="B9C6D4"/>
+              <w:right w:val="single" w:sz="4" w:space="0" w:color="B9C6D4"/>
+            </w:tcBorders>
+            <w:tcMar>
+              <w:top w:w="60" w:type="dxa"/>
+              <w:left w:w="110" w:type="dxa"/>
+              <w:bottom w:w="60" w:type="dxa"/>
+              <w:right w:w="110" w:type="dxa"/>
+            </w:tcMar>
+          </w:tcPr>
+          <w:p>
+            <w:r>
+              <w:t>9</w:t>
+            </w:r>
+          </w:p>
+        </w:tc>
+        <w:tc>
+          <w:tcPr>
+            <w:tcW w:type="dxa" w:w="1650"/>
+            <w:tcBorders>
+              <w:top w:val="single" w:sz="4" w:space="0" w:color="B9C6D4"/>
+              <w:left w:val="single" w:sz="4" w:space="0" w:color="B9C6D4"/>
+              <w:bottom w:val="single" w:sz="4" w:space="0" w:color="B9C6D4"/>
+              <w:right w:val="single" w:sz="4" w:space="0" w:color="B9C6D4"/>
+            </w:tcBorders>
+            <w:tcMar>
+              <w:top w:w="60" w:type="dxa"/>
+              <w:left w:w="110" w:type="dxa"/>
+              <w:bottom w:w="60" w:type="dxa"/>
+              <w:right w:w="110" w:type="dxa"/>
+            </w:tcMar>
+          </w:tcPr>
+          <w:p>
+            <w:r>
+              <w:t>确认操作一次性消费</w:t>
+            </w:r>
+          </w:p>
+        </w:tc>
+        <w:tc>
+          <w:tcPr>
+            <w:tcW w:type="dxa" w:w="2250"/>
+            <w:tcBorders>
+              <w:top w:val="single" w:sz="4" w:space="0" w:color="B9C6D4"/>
+              <w:left w:val="single" w:sz="4" w:space="0" w:color="B9C6D4"/>
+              <w:bottom w:val="single" w:sz="4" w:space="0" w:color="B9C6D4"/>
+              <w:right w:val="single" w:sz="4" w:space="0" w:color="B9C6D4"/>
+            </w:tcBorders>
+            <w:tcMar>
+              <w:top w:w="60" w:type="dxa"/>
+              <w:left w:w="110" w:type="dxa"/>
+              <w:bottom w:w="60" w:type="dxa"/>
+              <w:right w:w="110" w:type="dxa"/>
+            </w:tcMar>
+          </w:tcPr>
+          <w:p>
+            <w:r>
+              <w:t>confirmation.py / models/pending_action.py</w:t>
+            </w:r>
+          </w:p>
+        </w:tc>
+        <w:tc>
+          <w:tcPr>
+            <w:tcW w:type="dxa" w:w="1000"/>
+            <w:tcBorders>
+              <w:top w:val="single" w:sz="4" w:space="0" w:color="B9C6D4"/>
+              <w:left w:val="single" w:sz="4" w:space="0" w:color="B9C6D4"/>
+              <w:bottom w:val="single" w:sz="4" w:space="0" w:color="B9C6D4"/>
+              <w:right w:val="single" w:sz="4" w:space="0" w:color="B9C6D4"/>
+            </w:tcBorders>
+            <w:tcMar>
+              <w:top w:w="60" w:type="dxa"/>
+              <w:left w:w="110" w:type="dxa"/>
+              <w:bottom w:w="60" w:type="dxa"/>
+              <w:right w:w="110" w:type="dxa"/>
+            </w:tcMar>
+          </w:tcPr>
+          <w:p>
+            <w:r>
+              <w:t>9 条</w:t>
+            </w:r>
+          </w:p>
+        </w:tc>
+        <w:tc>
+          <w:tcPr>
+            <w:tcW w:type="dxa" w:w="3026"/>
+            <w:tcBorders>
+              <w:top w:val="single" w:sz="4" w:space="0" w:color="B9C6D4"/>
+              <w:left w:val="single" w:sz="4" w:space="0" w:color="B9C6D4"/>
+              <w:bottom w:val="single" w:sz="4" w:space="0" w:color="B9C6D4"/>
+              <w:right w:val="single" w:sz="4" w:space="0" w:color="B9C6D4"/>
+            </w:tcBorders>
+            <w:tcMar>
+              <w:top w:w="60" w:type="dxa"/>
+              <w:left w:w="110" w:type="dxa"/>
+              <w:bottom w:w="60" w:type="dxa"/>
+              <w:right w:w="110" w:type="dxa"/>
+            </w:tcMar>
+          </w:tcPr>
+          <w:p>
+            <w:r>
+              <w:t>双击确认会执行两遍，生成两份任务</w:t>
+            </w:r>
+          </w:p>
+        </w:tc>
+      </w:tr>
+      <w:tr>
+        <w:trPr>
+          <w:cantSplit/>
+        </w:trPr>
+        <w:tc>
+          <w:tcPr>
+            <w:tcW w:type="dxa" w:w="380"/>
+            <w:tcBorders>
+              <w:top w:val="single" w:sz="4" w:space="0" w:color="B9C6D4"/>
+              <w:left w:val="single" w:sz="4" w:space="0" w:color="B9C6D4"/>
+              <w:bottom w:val="single" w:sz="4" w:space="0" w:color="B9C6D4"/>
+              <w:right w:val="single" w:sz="4" w:space="0" w:color="B9C6D4"/>
+            </w:tcBorders>
+            <w:tcMar>
+              <w:top w:w="60" w:type="dxa"/>
+              <w:left w:w="110" w:type="dxa"/>
+              <w:bottom w:w="60" w:type="dxa"/>
+              <w:right w:w="110" w:type="dxa"/>
+            </w:tcMar>
+          </w:tcPr>
+          <w:p>
+            <w:r>
+              <w:t>10</w:t>
+            </w:r>
+          </w:p>
+        </w:tc>
+        <w:tc>
+          <w:tcPr>
+            <w:tcW w:type="dxa" w:w="1650"/>
+            <w:tcBorders>
+              <w:top w:val="single" w:sz="4" w:space="0" w:color="B9C6D4"/>
+              <w:left w:val="single" w:sz="4" w:space="0" w:color="B9C6D4"/>
+              <w:bottom w:val="single" w:sz="4" w:space="0" w:color="B9C6D4"/>
+              <w:right w:val="single" w:sz="4" w:space="0" w:color="B9C6D4"/>
+            </w:tcBorders>
+            <w:tcMar>
+              <w:top w:w="60" w:type="dxa"/>
+              <w:left w:w="110" w:type="dxa"/>
+              <w:bottom w:w="60" w:type="dxa"/>
+              <w:right w:w="110" w:type="dxa"/>
+            </w:tcMar>
+          </w:tcPr>
+          <w:p>
+            <w:r>
+              <w:t>幂等键补内容指纹</w:t>
+            </w:r>
+          </w:p>
+        </w:tc>
+        <w:tc>
+          <w:tcPr>
+            <w:tcW w:type="dxa" w:w="2250"/>
+            <w:tcBorders>
+              <w:top w:val="single" w:sz="4" w:space="0" w:color="B9C6D4"/>
+              <w:left w:val="single" w:sz="4" w:space="0" w:color="B9C6D4"/>
+              <w:bottom w:val="single" w:sz="4" w:space="0" w:color="B9C6D4"/>
+              <w:right w:val="single" w:sz="4" w:space="0" w:color="B9C6D4"/>
+            </w:tcBorders>
+            <w:tcMar>
+              <w:top w:w="60" w:type="dxa"/>
+              <w:left w:w="110" w:type="dxa"/>
+              <w:bottom w:w="60" w:type="dxa"/>
+              <w:right w:w="110" w:type="dxa"/>
+            </w:tcMar>
+          </w:tcPr>
+          <w:p>
+            <w:r>
+              <w:t>chat_request_service.py / api/agent.py</w:t>
+            </w:r>
+          </w:p>
+        </w:tc>
+        <w:tc>
+          <w:tcPr>
+            <w:tcW w:type="dxa" w:w="1000"/>
+            <w:tcBorders>
+              <w:top w:val="single" w:sz="4" w:space="0" w:color="B9C6D4"/>
+              <w:left w:val="single" w:sz="4" w:space="0" w:color="B9C6D4"/>
+              <w:bottom w:val="single" w:sz="4" w:space="0" w:color="B9C6D4"/>
+              <w:right w:val="single" w:sz="4" w:space="0" w:color="B9C6D4"/>
+            </w:tcBorders>
+            <w:tcMar>
+              <w:top w:w="60" w:type="dxa"/>
+              <w:left w:w="110" w:type="dxa"/>
+              <w:bottom w:w="60" w:type="dxa"/>
+              <w:right w:w="110" w:type="dxa"/>
+            </w:tcMar>
+          </w:tcPr>
+          <w:p>
+            <w:r>
+              <w:t>5 条</w:t>
+            </w:r>
+          </w:p>
+        </w:tc>
+        <w:tc>
+          <w:tcPr>
+            <w:tcW w:type="dxa" w:w="3026"/>
+            <w:tcBorders>
+              <w:top w:val="single" w:sz="4" w:space="0" w:color="B9C6D4"/>
+              <w:left w:val="single" w:sz="4" w:space="0" w:color="B9C6D4"/>
+              <w:bottom w:val="single" w:sz="4" w:space="0" w:color="B9C6D4"/>
+              <w:right w:val="single" w:sz="4" w:space="0" w:color="B9C6D4"/>
+            </w:tcBorders>
+            <w:tcMar>
+              <w:top w:w="60" w:type="dxa"/>
+              <w:left w:w="110" w:type="dxa"/>
+              <w:bottom w:w="60" w:type="dxa"/>
+              <w:right w:w="110" w:type="dxa"/>
+            </w:tcMar>
+          </w:tcPr>
+          <w:p>
+            <w:r>
+              <w:t>同 id 换了消息仍重放上一条答案</w:t>
+            </w:r>
+          </w:p>
+        </w:tc>
+      </w:tr>
     </w:tbl>
     <w:p>
       <w:pPr>
@@ -1561,7 +1791,7 @@
           <w:color w:val="1A1A1A"/>
           <w:sz w:val="20"/>
         </w:rPr>
-        <w:t>排序依据是「面试官最可能追问、而我原本答不出证据」的优先级，不是代码行数。并发和事务两项排在最前，因为它们是之前主动讲出去的亮点，却是唯一没有验证的一环。</w:t>
+        <w:t>排序依据是「面试官最可能追问、而我原本答不出证据」的优先级，不是代码行数。并发和事务两项排在最前，因为它们是之前主动讲出去的亮点，却是唯一没有验证的一环。 第 9、10 项是前八项改完之后补的：重新按「面试官点两下会看到什么」扫了一遍，才发现这两处不是取舍而是缺陷。</w:t>
       </w:r>
     </w:p>
     <w:p>
@@ -3044,7 +3274,126 @@
           <w:color w:val="1A1A1A"/>
           <w:sz w:val="20"/>
         </w:rPr>
-        <w:t>数字同步：293 → 331 个测试、14 → 15 张表、封面基线改为 improvement @ 2c84f07 ｜ 2026-10-27。知识库文档里的「293 个测试」同步更新。</w:t>
+        <w:t>数字同步：293 → 345 个测试、14 → 15 张表、封面基线改为 improvement @ ff7a7d4 ｜ 2026-10-27。知识库文档里的「293 个测试」同步更新。</w:t>
+      </w:r>
+    </w:p>
+    <w:p>
+      <w:pPr>
+        <w:pStyle w:val="1"/>
+      </w:pPr>
+      <w:r>
+        <w:rPr>
+          <w:rFonts w:ascii="黑体" w:hAnsi="黑体" w:eastAsia="黑体" w:cs="黑体" w:hint="eastAsia"/>
+          <w:b/>
+          <w:color w:val="10263D"/>
+          <w:sz w:val="28"/>
+        </w:rPr>
+        <w:t>十一、回头复查：两处并发缺陷</w:t>
+      </w:r>
+    </w:p>
+    <w:p>
+      <w:pPr>
+        <w:ind w:firstLine="480"/>
+        <w:jc w:val="both"/>
+      </w:pPr>
+      <w:r>
+        <w:rPr>
+          <w:rFonts w:ascii="宋体" w:hAnsi="宋体" w:eastAsia="宋体" w:cs="宋体" w:hint="eastAsia"/>
+          <w:b w:val="0"/>
+          <w:color w:val="1A1A1A"/>
+          <w:sz w:val="20"/>
+        </w:rPr>
+        <w:t>前八项改完之后，按「面试官当场点两下会看到什么」重新扫了一遍，找出两处不是取舍而是缺陷的地方，都已修复。</w:t>
+      </w:r>
+    </w:p>
+    <w:p>
+      <w:pPr>
+        <w:ind w:firstLine="480"/>
+        <w:jc w:val="both"/>
+      </w:pPr>
+      <w:r>
+        <w:rPr>
+          <w:rFonts w:ascii="宋体" w:hAnsi="宋体" w:eastAsia="宋体" w:cs="宋体" w:hint="eastAsia"/>
+          <w:b w:val="0"/>
+          <w:color w:val="1A1A1A"/>
+          <w:sz w:val="20"/>
+        </w:rPr>
+        <w:t>第一处：同一份待确认操作会被执行两遍。_handle_confirmation 原来是 get → 执行工具 → remove，取和删之间隔着整个工具执行（generate_plan 的 CP-SAT 求解是秒级）。双击确认、两个标签页、或多 worker 各收到一份，都会读到同一份 tool_calls 各跑一次。实测双击生成 4 条任务（应为 2 条），两个请求都回复「已执行」——删除类操作则是一个成功一个 404，用户分不清删没删。</w:t>
+      </w:r>
+    </w:p>
+    <w:p>
+      <w:pPr>
+        <w:ind w:firstLine="480"/>
+        <w:jc w:val="both"/>
+      </w:pPr>
+      <w:r>
+        <w:rPr>
+          <w:rFonts w:ascii="宋体" w:hAnsi="宋体" w:eastAsia="宋体" w:cs="宋体" w:hint="eastAsia"/>
+          <w:b w:val="0"/>
+          <w:color w:val="1A1A1A"/>
+          <w:sz w:val="20"/>
+        </w:rPr>
+        <w:t>改成一次性消费：pending_actions 加 status / taken_at，claim() 用 UPDATE … WHERE id=? AND status='pending' 的 rowcount 抢占，领取后立刻提交，执行期间不持有任何东西；失败 release() 退回 pending 供重试，进程崩在中间留下的 taken 由 120 秒超时接管。越权会话在抢占之前就被拒，不会把别人的操作标成 taken。</w:t>
+      </w:r>
+    </w:p>
+    <w:p>
+      <w:pPr>
+        <w:ind w:firstLine="480"/>
+        <w:jc w:val="both"/>
+      </w:pPr>
+      <w:r>
+        <w:rPr>
+          <w:rFonts w:ascii="宋体" w:hAnsi="宋体" w:eastAsia="宋体" w:cs="宋体" w:hint="eastAsia"/>
+          <w:b w:val="0"/>
+          <w:color w:val="1A1A1A"/>
+          <w:sz w:val="20"/>
+        </w:rPr>
+        <w:t>为什么不用锁。进程内互斥量在多 worker 下各一把，互相看不见，等于没有；数据库锁要持有到事务结束，等于把秒级的工具执行圈进临界区，所有写请求排队。这是把「互斥问题」换成「唯一性问题」：锁要有持有者和释放动作，状态位不需要。</w:t>
+      </w:r>
+    </w:p>
+    <w:p>
+      <w:pPr>
+        <w:ind w:firstLine="480"/>
+        <w:jc w:val="both"/>
+      </w:pPr>
+      <w:r>
+        <w:rPr>
+          <w:rFonts w:ascii="宋体" w:hAnsi="宋体" w:eastAsia="宋体" w:cs="宋体" w:hint="eastAsia"/>
+          <w:b w:val="0"/>
+          <w:color w:val="1A1A1A"/>
+          <w:sz w:val="20"/>
+        </w:rPr>
+        <w:t>第二处：同一个 request_id 换了内容仍然重放旧答案。实测先以「今天下午有什么安排」占用并完成，再用同一个 id 发「把所有任务都删了」，返回的是上一条问题的答案。幂等键只证明「这是同一次请求的重发」，前提是内容也一致。加 payload_hash（消息 + 确认动作 + 决定）后，指纹不符返回 mismatch，API 层回 409，不重放也不执行；老数据没有指纹时放行并回填，不阻断升级。</w:t>
+      </w:r>
+    </w:p>
+    <w:p>
+      <w:pPr>
+        <w:ind w:firstLine="480"/>
+        <w:jc w:val="both"/>
+      </w:pPr>
+      <w:r>
+        <w:rPr>
+          <w:rFonts w:ascii="宋体" w:hAnsi="宋体" w:eastAsia="宋体" w:cs="宋体" w:hint="eastAsia"/>
+          <w:b w:val="0"/>
+          <w:color w:val="1A1A1A"/>
+          <w:sz w:val="20"/>
+        </w:rPr>
+        <w:t>确认请求的 message 是空串，所以确认动作必须进指纹，否则两次不同的确认会被当成同一次重发。</w:t>
+      </w:r>
+    </w:p>
+    <w:p>
+      <w:pPr>
+        <w:ind w:firstLine="480"/>
+        <w:jc w:val="both"/>
+      </w:pPr>
+      <w:r>
+        <w:rPr>
+          <w:rFonts w:ascii="宋体" w:hAnsi="宋体" w:eastAsia="宋体" w:cs="宋体" w:hint="eastAsia"/>
+          <w:b w:val="0"/>
+          <w:color w:val="1A1A1A"/>
+          <w:sz w:val="20"/>
+        </w:rPr>
+        <w:t>测试与验证。新增 tests/test_confirmation_claim.py 9 条，其中一条用真实文件库 + 两个线程并发确认同一份操作，断言工具只执行 2 次、库里只有 2 条任务、两个请求一个「已执行」一个「已被另一次点击处理过」；test_request_lifecycle.py 补 5 条指纹用例。两条都验证过区分力：把 claim 换回 get 会生成 4 条任务，去掉指纹比对有 4 个用例失败。旧库副本上验过迁移：两列补齐，老行 default 到 pending，chat_requests 的 2 行老数据保持可用。</w:t>
       </w:r>
     </w:p>
     <w:p>
@@ -3647,15 +3996,8 @@
             </w:tcMar>
           </w:tcPr>
           <w:p>
-            <w:r/>
-            <w:r>
-              <w:rPr>
-                <w:rFonts w:ascii="宋体" w:hAnsi="宋体" w:eastAsia="宋体" w:cs="宋体" w:hint="eastAsia"/>
-                <w:b w:val="0"/>
-                <w:color w:val="1A1A1A"/>
-                <w:sz w:val="17"/>
-              </w:rPr>
-              <w:t>2c84f07</w:t>
+            <w:r>
+              <w:t>70e1d04</w:t>
             </w:r>
           </w:p>
         </w:tc>
@@ -3685,6 +4027,55 @@
                 <w:sz w:val="17"/>
               </w:rPr>
               <w:t>docs: README 同步当前结构、测试规模与工程约束</w:t>
+            </w:r>
+          </w:p>
+        </w:tc>
+      </w:tr>
+      <w:tr>
+        <w:trPr>
+          <w:cantSplit/>
+        </w:trPr>
+        <w:tc>
+          <w:tcPr>
+            <w:tcW w:type="dxa" w:w="1200"/>
+            <w:tcBorders>
+              <w:top w:val="single" w:sz="4" w:space="0" w:color="B9C6D4"/>
+              <w:left w:val="single" w:sz="4" w:space="0" w:color="B9C6D4"/>
+              <w:bottom w:val="single" w:sz="4" w:space="0" w:color="B9C6D4"/>
+              <w:right w:val="single" w:sz="4" w:space="0" w:color="B9C6D4"/>
+            </w:tcBorders>
+            <w:tcMar>
+              <w:top w:w="60" w:type="dxa"/>
+              <w:left w:w="110" w:type="dxa"/>
+              <w:bottom w:w="60" w:type="dxa"/>
+              <w:right w:w="110" w:type="dxa"/>
+            </w:tcMar>
+          </w:tcPr>
+          <w:p>
+            <w:r>
+              <w:t>ff7a7d4</w:t>
+            </w:r>
+          </w:p>
+        </w:tc>
+        <w:tc>
+          <w:tcPr>
+            <w:tcW w:type="dxa" w:w="7106"/>
+            <w:tcBorders>
+              <w:top w:val="single" w:sz="4" w:space="0" w:color="B9C6D4"/>
+              <w:left w:val="single" w:sz="4" w:space="0" w:color="B9C6D4"/>
+              <w:bottom w:val="single" w:sz="4" w:space="0" w:color="B9C6D4"/>
+              <w:right w:val="single" w:sz="4" w:space="0" w:color="B9C6D4"/>
+            </w:tcBorders>
+            <w:tcMar>
+              <w:top w:w="60" w:type="dxa"/>
+              <w:left w:w="110" w:type="dxa"/>
+              <w:bottom w:w="60" w:type="dxa"/>
+              <w:right w:w="110" w:type="dxa"/>
+            </w:tcMar>
+          </w:tcPr>
+          <w:p>
+            <w:r>
+              <w:t>fix(agent): 确认操作改成一次性消费，幂等键补内容指纹</w:t>
             </w:r>
           </w:p>
         </w:tc>
@@ -3716,7 +4107,7 @@
           <w:color w:val="1A1A1A"/>
           <w:sz w:val="20"/>
         </w:rPr>
-        <w:t>• 分支：improvement @ 2c84f07（main 未动，仍为 1e84999）</w:t>
+        <w:t>• 分支：improvement @ ff7a7d4（main 未动，仍为 1e84999）</w:t>
       </w:r>
     </w:p>
     <w:p>
@@ -3731,7 +4122,7 @@
           <w:color w:val="1A1A1A"/>
           <w:sz w:val="20"/>
         </w:rPr>
-        <w:t>• 测试：331 个，7.8 秒，全绿</w:t>
+        <w:t>• 测试：345 个，8.5 秒，全绿</w:t>
       </w:r>
     </w:p>
     <w:p>
@@ -3746,7 +4137,7 @@
           <w:color w:val="1A1A1A"/>
           <w:sz w:val="20"/>
         </w:rPr>
-        <w:t>• 数据表：15 张（新增 chat_requests）</w:t>
+        <w:t>• 数据表：15 张（本轮新增 chat_requests；pending_actions / chat_requests 各加 1-2 列）</w:t>
       </w:r>
     </w:p>
     <w:p>
@@ -3850,7 +4241,7 @@
           <w:color w:val="1A1A1A"/>
           <w:sz w:val="20"/>
         </w:rPr>
-        <w:t>• 动作级幂等：请求级（request_id）已做，但同一条 pending 记录被两个进程同时读到仍会交错执行，需要 pending → executing → succeeded/failed 状态机。</w:t>
+        <w:t>• 领取超时接管有窗口：已用条件更新抢占并在 120 秒后允许接管；极慢但仍存活的执行仍可能被抢，下一步按心跳续约。</w:t>
       </w:r>
     </w:p>
     <w:p>
